--- a/public/artifacts/HO_SO_XUAT_KHAU_THONG_QUAN_GSSDIX_FCA_269901/04_VAN_TAI_KHO_BAI_VINH_THANH/00_BO_HO_SO_VAN_TAI_DONG_BO_PL01_VA_BIEN_BAN_2_CHANG_269901.docx
+++ b/public/artifacts/HO_SO_XUAT_KHAU_THONG_QUAN_GSSDIX_FCA_269901/04_VAN_TAI_KHO_BAI_VINH_THANH/00_BO_HO_SO_VAN_TAI_DONG_BO_PL01_VA_BIEN_BAN_2_CHANG_269901.docx
@@ -827,7 +827,7 @@
                 <w:color w:val="1E293B"/>
                 <w:sz w:val="17"/>
               </w:rPr>
-              <w:t>Kho Nhà máy Thiên Long (Phú Thọ) ➔ Bãi kiểm hóa Cửa khẩu Lao Bảo (Quảng Trị)</w:t>
+              <w:t>Kho Nhà máy Thiên Long (Phú Thọ) —&gt; Bãi kiểm hóa Cửa khẩu Lao Bảo (Quảng Trị)</w:t>
             </w:r>
             <w:r>
               <w:rPr>
